--- a/docs/lista_louvores/Textos_Louvores/REPOUSA ALMA MINHA.docx
+++ b/docs/lista_louvores/Textos_Louvores/REPOUSA ALMA MINHA.docx
@@ -4,52 +4,114 @@
   <w:body>
     <w:p>
       <w:pPr>
-        <w:spacing w:before="120" w:after="120"/>
+        <w:pStyle w:val="Ttulo1"/>
         <w:rPr>
           <w:bCs/>
         </w:rPr>
       </w:pPr>
       <w:r>
-        <w:rPr>
-          <w:u w:val="single"/>
-        </w:rPr>
         <w:t>REPOUSA, ALMA MINHA</w:t>
       </w:r>
       <w:r>
-        <w:rPr>
-          <w:u w:val="single"/>
-        </w:rPr>
         <w:t xml:space="preserve"> </w:t>
       </w:r>
     </w:p>
     <w:p>
       <w:pPr>
-        <w:rPr>
-          <w:bCs/>
+        <w:spacing w:after="120"/>
+        <w:rPr>
+          <w:b/>
+          <w:i/>
+          <w:iCs/>
         </w:rPr>
       </w:pPr>
       <w:r>
         <w:rPr>
-          <w:bCs/>
+          <w:b/>
+          <w:i/>
+          <w:iCs/>
         </w:rPr>
         <w:t>Minha alma está a esperar por Ti</w:t>
+      </w:r>
+      <w:r>
+        <w:rPr>
+          <w:b/>
+          <w:i/>
+          <w:iCs/>
+        </w:rPr>
+        <w:br/>
+      </w:r>
+      <w:r>
+        <w:rPr>
+          <w:b/>
+          <w:i/>
+          <w:iCs/>
+        </w:rPr>
+        <w:t>És o Autor da minha Salvação</w:t>
+      </w:r>
+      <w:r>
+        <w:rPr>
+          <w:b/>
+          <w:i/>
+          <w:iCs/>
+        </w:rPr>
+        <w:br/>
+      </w:r>
+      <w:r>
+        <w:rPr>
+          <w:b/>
+          <w:i/>
+          <w:iCs/>
+        </w:rPr>
+        <w:t>És o meu refúgio,</w:t>
+      </w:r>
+      <w:r>
+        <w:rPr>
+          <w:b/>
+          <w:i/>
+          <w:iCs/>
+        </w:rPr>
+        <w:br/>
+        <w:t>És o meu Deus</w:t>
+      </w:r>
+      <w:r>
+        <w:rPr>
+          <w:b/>
+          <w:i/>
+          <w:iCs/>
+        </w:rPr>
+        <w:t xml:space="preserve"> </w:t>
       </w:r>
     </w:p>
     <w:p>
       <w:pPr>
-        <w:rPr>
-          <w:bCs/>
+        <w:spacing w:after="120"/>
+        <w:rPr>
+          <w:b/>
+          <w:i/>
+          <w:iCs/>
         </w:rPr>
       </w:pPr>
       <w:r>
         <w:rPr>
-          <w:bCs/>
-        </w:rPr>
-        <w:t>És o Autor da minha Salvação</w:t>
+          <w:b/>
+          <w:i/>
+          <w:iCs/>
+        </w:rPr>
+        <w:t>[</w:t>
+      </w:r>
+      <w:r>
+        <w:rPr>
+          <w:b/>
+          <w:i/>
+          <w:iCs/>
+        </w:rPr>
+        <w:t>REFRÃO]</w:t>
       </w:r>
     </w:p>
     <w:p>
       <w:pPr>
+        <w:spacing w:after="120"/>
         <w:rPr>
           <w:bCs/>
         </w:rPr>
@@ -58,25 +120,24 @@
         <w:rPr>
           <w:bCs/>
         </w:rPr>
-        <w:t>És o meu refúgio,</w:t>
-      </w:r>
-      <w:r>
-        <w:rPr>
-          <w:bCs/>
-        </w:rPr>
-        <w:br/>
-        <w:t>És o meu Deus</w:t>
-      </w:r>
-      <w:r>
-        <w:rPr>
-          <w:bCs/>
-        </w:rPr>
-        <w:t xml:space="preserve"> [2X]</w:t>
+        <w:t>Alma minha,</w:t>
+      </w:r>
+      <w:r>
+        <w:rPr>
+          <w:bCs/>
+        </w:rPr>
+        <w:t xml:space="preserve"> </w:t>
+      </w:r>
+      <w:r>
+        <w:rPr>
+          <w:bCs/>
+        </w:rPr>
+        <w:t>tão somente em Deus:</w:t>
       </w:r>
     </w:p>
     <w:p>
       <w:pPr>
-        <w:spacing w:before="120"/>
+        <w:spacing w:after="120"/>
         <w:rPr>
           <w:bCs/>
         </w:rPr>
@@ -85,7 +146,26 @@
         <w:rPr>
           <w:bCs/>
         </w:rPr>
-        <w:t>Alma minha,</w:t>
+        <w:t>Repousa, alma minha</w:t>
+      </w:r>
+      <w:r>
+        <w:rPr>
+          <w:bCs/>
+        </w:rPr>
+        <w:br/>
+        <w:t>Repousa sobre a Rocha, repousa</w:t>
+      </w:r>
+      <w:r>
+        <w:rPr>
+          <w:bCs/>
+        </w:rPr>
+        <w:br/>
+      </w:r>
+      <w:r>
+        <w:rPr>
+          <w:bCs/>
+        </w:rPr>
+        <w:t>Meu refúgio,</w:t>
       </w:r>
       <w:r>
         <w:rPr>
@@ -97,11 +177,12 @@
         <w:rPr>
           <w:bCs/>
         </w:rPr>
-        <w:t>tão somente em Deus:</w:t>
+        <w:t>meu Senhor!</w:t>
       </w:r>
     </w:p>
     <w:p>
       <w:pPr>
+        <w:spacing w:after="120"/>
         <w:rPr>
           <w:bCs/>
         </w:rPr>
@@ -110,7 +191,19 @@
         <w:rPr>
           <w:bCs/>
         </w:rPr>
-        <w:t>Repousa, alma minha</w:t>
+        <w:t>Repousa,</w:t>
+      </w:r>
+      <w:r>
+        <w:rPr>
+          <w:bCs/>
+        </w:rPr>
+        <w:t xml:space="preserve"> </w:t>
+      </w:r>
+      <w:r>
+        <w:rPr>
+          <w:bCs/>
+        </w:rPr>
+        <w:t>a minha esperança</w:t>
       </w:r>
       <w:r>
         <w:rPr>
@@ -118,36 +211,53 @@
         </w:rPr>
         <w:br/>
         <w:t>Repousa sobre a Rocha, repousa</w:t>
+      </w:r>
+      <w:r>
+        <w:rPr>
+          <w:bCs/>
+        </w:rPr>
+        <w:br/>
+      </w:r>
+      <w:r>
+        <w:rPr>
+          <w:bCs/>
+        </w:rPr>
+        <w:t>Meu refúgio,</w:t>
+      </w:r>
+      <w:r>
+        <w:rPr>
+          <w:bCs/>
+        </w:rPr>
+        <w:t xml:space="preserve"> </w:t>
+      </w:r>
+      <w:r>
+        <w:rPr>
+          <w:bCs/>
+        </w:rPr>
+        <w:t>meu Senhor Jesus!</w:t>
       </w:r>
     </w:p>
     <w:p>
       <w:pPr>
-        <w:rPr>
-          <w:bCs/>
+        <w:spacing w:after="120"/>
+        <w:rPr>
+          <w:b/>
+          <w:i/>
+          <w:iCs/>
         </w:rPr>
       </w:pPr>
       <w:r>
         <w:rPr>
-          <w:bCs/>
-        </w:rPr>
-        <w:t>Meu refúgio,</w:t>
-      </w:r>
-      <w:r>
-        <w:rPr>
-          <w:bCs/>
-        </w:rPr>
-        <w:t xml:space="preserve"> </w:t>
-      </w:r>
-      <w:r>
-        <w:rPr>
-          <w:bCs/>
-        </w:rPr>
-        <w:t>meu Senhor!</w:t>
+          <w:b/>
+          <w:i/>
+          <w:iCs/>
+        </w:rPr>
+        <w:t>[REFRÃO]</w:t>
       </w:r>
     </w:p>
     <w:p>
       <w:pPr>
-        <w:spacing w:before="120"/>
+        <w:spacing w:after="120"/>
         <w:rPr>
           <w:bCs/>
         </w:rPr>
@@ -156,7 +266,7 @@
         <w:rPr>
           <w:bCs/>
         </w:rPr>
-        <w:t>Repousa,</w:t>
+        <w:t>Alma minha,</w:t>
       </w:r>
       <w:r>
         <w:rPr>
@@ -168,18 +278,12 @@
         <w:rPr>
           <w:bCs/>
         </w:rPr>
-        <w:t>a minha esperança</w:t>
-      </w:r>
-      <w:r>
-        <w:rPr>
-          <w:bCs/>
-        </w:rPr>
-        <w:br/>
-        <w:t>Repousa sobre a Rocha, repousa</w:t>
+        <w:t>tão somente em Deus:</w:t>
       </w:r>
     </w:p>
     <w:p>
       <w:pPr>
+        <w:spacing w:after="120"/>
         <w:rPr>
           <w:bCs/>
         </w:rPr>
@@ -188,6 +292,25 @@
         <w:rPr>
           <w:bCs/>
         </w:rPr>
+        <w:t>Repousa, alma minha</w:t>
+      </w:r>
+      <w:r>
+        <w:rPr>
+          <w:bCs/>
+        </w:rPr>
+        <w:br/>
+        <w:t>Repousa sobre a Rocha, repousa</w:t>
+      </w:r>
+      <w:r>
+        <w:rPr>
+          <w:bCs/>
+        </w:rPr>
+        <w:br/>
+      </w:r>
+      <w:r>
+        <w:rPr>
+          <w:bCs/>
+        </w:rPr>
         <w:t>Meu refúgio,</w:t>
       </w:r>
       <w:r>
@@ -200,12 +323,12 @@
         <w:rPr>
           <w:bCs/>
         </w:rPr>
-        <w:t>meu Senhor Jesus!</w:t>
+        <w:t>meu Senhor!</w:t>
       </w:r>
     </w:p>
     <w:p>
       <w:pPr>
-        <w:spacing w:before="120"/>
+        <w:spacing w:after="120"/>
         <w:rPr>
           <w:bCs/>
         </w:rPr>
@@ -214,10 +337,52 @@
         <w:rPr>
           <w:bCs/>
         </w:rPr>
-        <w:t>[REPETE TODA 1X]</w:t>
+        <w:t>Repousa,</w:t>
+      </w:r>
+      <w:r>
+        <w:rPr>
+          <w:bCs/>
+        </w:rPr>
+        <w:t xml:space="preserve"> </w:t>
+      </w:r>
+      <w:r>
+        <w:rPr>
+          <w:bCs/>
+        </w:rPr>
+        <w:t>a minha esperança</w:t>
+      </w:r>
+      <w:r>
+        <w:rPr>
+          <w:bCs/>
+        </w:rPr>
+        <w:br/>
+        <w:t>Repousa sobre a Rocha, repousa</w:t>
+      </w:r>
+      <w:r>
+        <w:rPr>
+          <w:bCs/>
+        </w:rPr>
+        <w:br/>
+      </w:r>
+      <w:r>
+        <w:rPr>
+          <w:bCs/>
+        </w:rPr>
+        <w:t>Meu refúgio,</w:t>
+      </w:r>
+      <w:r>
+        <w:rPr>
+          <w:bCs/>
+        </w:rPr>
+        <w:t xml:space="preserve"> </w:t>
+      </w:r>
+      <w:r>
+        <w:rPr>
+          <w:bCs/>
+        </w:rPr>
+        <w:t>meu Senhor Jesus!</w:t>
       </w:r>
     </w:p>
-    <w:p/>
     <w:sectPr>
       <w:pgSz w:w="11906" w:h="16838"/>
       <w:pgMar w:top="1417" w:right="1701" w:bottom="1417" w:left="1701" w:header="708" w:footer="708" w:gutter="0"/>
